--- a/docs/rapport_technique.docx
+++ b/docs/rapport_technique.docx
@@ -1186,7 +1186,7 @@
           </w:tcPr>
           <w:p>
             <w:r>
-              <w:t>**0,890**</w:t>
+              <w:t>**0,893 ± 0,003**</w:t>
             </w:r>
           </w:p>
         </w:tc>
@@ -1196,7 +1196,7 @@
           </w:tcPr>
           <w:p>
             <w:r>
-              <w:t>excellente couverture sémantique</w:t>
+              <w:t>excellente couverture sémantique (stable)</w:t>
             </w:r>
           </w:p>
         </w:tc>
@@ -1218,7 +1218,7 @@
           </w:tcPr>
           <w:p>
             <w:r>
-              <w:t>**4,15 / 5**</w:t>
+              <w:t>**4,15 ± 0,18 / 5**</w:t>
             </w:r>
           </w:p>
         </w:tc>
@@ -1228,7 +1228,7 @@
           </w:tcPr>
           <w:p>
             <w:r>
-              <w:t>bonne qualité globale (après filtre anti-bruit)</w:t>
+              <w:t>bonne qualité globale (moyenne sur plusieurs runs)</w:t>
             </w:r>
           </w:p>
         </w:tc>
@@ -1309,7 +1309,23 @@
         <w:rPr>
           <w:i/>
         </w:rPr>
-        <w:t>Limite méthodologique : les expected_source_uids sont annotés à partir des candidats du retriever (pas de ground truth exhaustif sur 2 127 events). Le hit_rate@k mesure donc la cohérence du top-k plutôt qu'un recall absolu. Le cosine et le juge, eux, sont non circulaires.</w:t>
+        <w:t>Limite méthodologique : les expected_source_uids sont annotés à partir des candidats du retriever (pas de ground truth exhaustif). Le hit_rate@k mesure donc la cohérence du top-k plutôt qu'un recall absolu.</w:t>
+      </w:r>
+    </w:p>
+    <w:p>
+      <w:pPr>
+        <w:ind w:left="432"/>
+      </w:pPr>
+    </w:p>
+    <w:p>
+      <w:pPr>
+        <w:ind w:left="432"/>
+      </w:pPr>
+      <w:r>
+        <w:rPr>
+          <w:i/>
+        </w:rPr>
+        <w:t>Variance des métriques : le juge LLM n'est pas déterministe (même à température 0, à cause du batching serveur et de l'arithmétique flottante GPU). On reporte donc une moyenne ± écart-type sur plusieurs runs (mode --runs N du script d'évaluation), pas un chiffre unique. Le cosine est nettement plus stable (±0,003) que le juge (±0,18). hit_rate est déterministe (retriever).</w:t>
       </w:r>
     </w:p>
     <w:p>

--- a/docs/rapport_technique.docx
+++ b/docs/rapport_technique.docx
@@ -1336,7 +1336,26 @@
         <w:t>Imperfections identifiées</w:t>
       </w:r>
       <w:r>
-        <w:t xml:space="preserve"> (juge &lt; 5) : sur-interprétation temporelle occasionnelle (le LLM ajoute « ce week-end » quand la question ne le demande pas) et pertinence thématique parfois approximative (un débat classé comme « humour »). Pistes : affiner le prompt, re-ranker (cf. §6.2).</w:t>
+        <w:t xml:space="preserve"> (juge &lt; 5) : sur-interprétation temporelle occasionnelle (le LLM ajoute « ce week-end » quand la question ne le demande pas), pertinence thématique parfois approximative (un débat classé comme « humour »), et un </w:t>
+      </w:r>
+      <w:r>
+        <w:rPr>
+          <w:b/>
+        </w:rPr>
+        <w:t>faux refus reproductible sur Q4</w:t>
+      </w:r>
+      <w:r>
+        <w:t xml:space="preserve"> (« concerts de musique classique ») — diagnostiqué via le CSV : le retriever fournit les 5 bons événements (hit=1) mais </w:t>
+      </w:r>
+      <w:r>
+        <w:rPr>
+          <w:rFonts w:ascii="Consolas" w:hAnsi="Consolas"/>
+          <w:sz w:val="20"/>
+        </w:rPr>
+        <w:t>mistral-small</w:t>
+      </w:r>
+      <w:r>
+        <w:t xml:space="preserve"> refuse à tort. C'est une limite du petit modèle sur les requêtes thématiques pointues (cf. §6.1). Pistes : affiner le prompt, re-ranker, ou modèle plus large (cf. §6.2).</w:t>
       </w:r>
     </w:p>
     <w:p>
@@ -1517,6 +1536,38 @@
           <w:p>
             <w:r>
               <w:t>passer à IVFFlat / IVFPQ au-delà de 100k chunks</w:t>
+            </w:r>
+          </w:p>
+        </w:tc>
+      </w:tr>
+      <w:tr>
+        <w:tc>
+          <w:tcPr>
+            <w:tcW w:type="dxa" w:w="3120"/>
+          </w:tcPr>
+          <w:p>
+            <w:r>
+              <w:t>`mistral-small` parfois trop conservateur</w:t>
+            </w:r>
+          </w:p>
+        </w:tc>
+        <w:tc>
+          <w:tcPr>
+            <w:tcW w:type="dxa" w:w="3120"/>
+          </w:tcPr>
+          <w:p>
+            <w:r>
+              <w:t>faux refus sur requêtes thématiques pointues malgré un bon retrieval (ex. « musique classique », Q4)</w:t>
+            </w:r>
+          </w:p>
+        </w:tc>
+        <w:tc>
+          <w:tcPr>
+            <w:tcW w:type="dxa" w:w="3120"/>
+          </w:tcPr>
+          <w:p>
+            <w:r>
+              <w:t>`mistral-large` ou re-ranker pour resserrer le contexte</w:t>
             </w:r>
           </w:p>
         </w:tc>

--- a/docs/rapport_technique.docx
+++ b/docs/rapport_technique.docx
@@ -1747,7 +1747,7 @@
         <w:pStyle w:val="ListNumber"/>
       </w:pPr>
       <w:r>
-        <w:t>Évaluation automatisée RAGAS — faithfulness, answer relevance, context precision/recall. Intégrable dans une CI nocturne pour détecter les régressions.</w:t>
+        <w:t>Évaluation automatisée RAGAS (reco v1, écartée au POC) — RAGAS est le framework standard d'évaluation RAG (faithfulness, answer relevancy, context precision/recall). Il n'a pas été adopté au stade POC, pour trois raisons : (a) les consignes demandent de mesurer la qualité « par rapport aux réponses annotées » (même sens + mêmes informations) — ce que couvrent déjà nos métriques maison cosine + LLM-as-judge ; (b) vérification sur PyPI (ragas 0.4.3) : il dépend directement de openai et langchain_openai, incohérent avec un projet 100 % Mistral, et tire datasets HuggingFace (~150-200 Mo) ; (c) ses métriques (faithfulness, context precision) sont hors du périmètre demandé. Intéressant : nous avons réalisé « l'esprit RAGAS » manuellement — la faithfulness correspond à notre verrou de périmètre anti-hallucination, la context precision à notre filtre anti-bruit. RAGAS reste pertinent en v1 pour industrialiser l'évaluation en CI nocturne (en le branchant explicitement sur ChatMistralAI + mistral-embed).</w:t>
       </w:r>
     </w:p>
     <w:p>
@@ -1800,7 +1800,7 @@
         <w:pStyle w:val="ListNumber"/>
       </w:pPr>
       <w:r>
-        <w:t>Que la qualité des réponses est suffisante pour justifier un investissement en v1, sous réserve d'ajouter re-ranking, hybrid search et observabilité.</w:t>
+        <w:t>Que la qualité des réponses est suffisante pour justifier un investissement en v1, sous réserve d'ajouter re-ranking, historique et observabilité.</w:t>
       </w:r>
     </w:p>
     <w:p>
@@ -1808,7 +1808,7 @@
         <w:pStyle w:val="ListNumber"/>
       </w:pPr>
       <w:r>
-        <w:t>Que les coûts opérationnels sont maîtrisables (~0,30 € par construction d'index, ~1 centime par requête utilisateur).</w:t>
+        <w:t>Que les coûts opérationnels sont maîtrisables (~0,13 € par construction d'index, ~0,001 € par requête utilisateur).</w:t>
       </w:r>
     </w:p>
     <w:p>
@@ -1842,7 +1842,7 @@
         <w:pStyle w:val="ListBullet"/>
       </w:pPr>
       <w:r>
-        <w:t>Tests unitaires : tests/test_data_*.py, tests/test_preprocessing.py, tests/test_vectorstore.py.</w:t>
+        <w:t>Tests unitaires : tests/test_data_*.py, tests/test_preprocessing.py, tests/test_vectorstore.py, tests/test_retriever.py.</w:t>
       </w:r>
     </w:p>
     <w:p>
@@ -1859,6 +1859,290 @@
       </w:pPr>
       <w:r>
         <w:t>Configuration : config.yaml (paramètres centralisés).</w:t>
+      </w:r>
+    </w:p>
+    <w:p>
+      <w:r>
+        <w:rPr>
+          <w:b/>
+        </w:rPr>
+        <w:t>Annexe — commandes Docker (aide-mémoire)</w:t>
+      </w:r>
+    </w:p>
+    <w:tbl>
+      <w:tblPr>
+        <w:tblStyle w:val="LightGrid-Accent1"/>
+        <w:tblW w:type="auto" w:w="0"/>
+        <w:tblLook w:firstColumn="1" w:firstRow="1" w:lastColumn="0" w:lastRow="0" w:noHBand="0" w:noVBand="1" w:val="04A0"/>
+      </w:tblPr>
+      <w:tblGrid>
+        <w:gridCol w:w="4680"/>
+        <w:gridCol w:w="4680"/>
+      </w:tblGrid>
+      <w:tr>
+        <w:tc>
+          <w:tcPr>
+            <w:tcW w:type="dxa" w:w="4680"/>
+          </w:tcPr>
+          <w:p>
+            <w:r>
+              <w:rPr>
+                <w:b/>
+              </w:rPr>
+              <w:t>Commande</w:t>
+            </w:r>
+          </w:p>
+        </w:tc>
+        <w:tc>
+          <w:tcPr>
+            <w:tcW w:type="dxa" w:w="4680"/>
+          </w:tcPr>
+          <w:p>
+            <w:r>
+              <w:rPr>
+                <w:b/>
+              </w:rPr>
+              <w:t>Rôle</w:t>
+            </w:r>
+          </w:p>
+        </w:tc>
+      </w:tr>
+      <w:tr>
+        <w:tc>
+          <w:tcPr>
+            <w:tcW w:type="dxa" w:w="4680"/>
+          </w:tcPr>
+          <w:p>
+            <w:r>
+              <w:t>`docker compose build`</w:t>
+            </w:r>
+          </w:p>
+        </w:tc>
+        <w:tc>
+          <w:tcPr>
+            <w:tcW w:type="dxa" w:w="4680"/>
+          </w:tcPr>
+          <w:p>
+            <w:r>
+              <w:t>Construit l'image (après modification du code)</w:t>
+            </w:r>
+          </w:p>
+        </w:tc>
+      </w:tr>
+      <w:tr>
+        <w:tc>
+          <w:tcPr>
+            <w:tcW w:type="dxa" w:w="4680"/>
+          </w:tcPr>
+          <w:p>
+            <w:r>
+              <w:t>`docker compose run --rm rag python scripts/pipeline.py`</w:t>
+            </w:r>
+          </w:p>
+        </w:tc>
+        <w:tc>
+          <w:tcPr>
+            <w:tcW w:type="dxa" w:w="4680"/>
+          </w:tcPr>
+          <w:p>
+            <w:r>
+              <w:t>Tâche ponctuelle : fetch + tests + index (container jetable)</w:t>
+            </w:r>
+          </w:p>
+        </w:tc>
+      </w:tr>
+      <w:tr>
+        <w:tc>
+          <w:tcPr>
+            <w:tcW w:type="dxa" w:w="4680"/>
+          </w:tcPr>
+          <w:p>
+            <w:r>
+              <w:t>`docker compose run --rm -it rag python scripts/03_run_chatbot_cli.py`</w:t>
+            </w:r>
+          </w:p>
+        </w:tc>
+        <w:tc>
+          <w:tcPr>
+            <w:tcW w:type="dxa" w:w="4680"/>
+          </w:tcPr>
+          <w:p>
+            <w:r>
+              <w:t>CLI interactif (`-it` requis)</w:t>
+            </w:r>
+          </w:p>
+        </w:tc>
+      </w:tr>
+      <w:tr>
+        <w:tc>
+          <w:tcPr>
+            <w:tcW w:type="dxa" w:w="4680"/>
+          </w:tcPr>
+          <w:p>
+            <w:r>
+              <w:t>`docker compose run --rm rag python scripts/05_evaluate.py --runs 3`</w:t>
+            </w:r>
+          </w:p>
+        </w:tc>
+        <w:tc>
+          <w:tcPr>
+            <w:tcW w:type="dxa" w:w="4680"/>
+          </w:tcPr>
+          <w:p>
+            <w:r>
+              <w:t>Évaluation multi-run</w:t>
+            </w:r>
+          </w:p>
+        </w:tc>
+      </w:tr>
+      <w:tr>
+        <w:tc>
+          <w:tcPr>
+            <w:tcW w:type="dxa" w:w="4680"/>
+          </w:tcPr>
+          <w:p>
+            <w:r>
+              <w:t>`docker compose up rag`</w:t>
+            </w:r>
+          </w:p>
+        </w:tc>
+        <w:tc>
+          <w:tcPr>
+            <w:tcW w:type="dxa" w:w="4680"/>
+          </w:tcPr>
+          <w:p>
+            <w:r>
+              <w:t>Démarre Streamlit (service, port 8501)</w:t>
+            </w:r>
+          </w:p>
+        </w:tc>
+      </w:tr>
+      <w:tr>
+        <w:tc>
+          <w:tcPr>
+            <w:tcW w:type="dxa" w:w="4680"/>
+          </w:tcPr>
+          <w:p>
+            <w:r>
+              <w:t>`docker compose stop` / `start`</w:t>
+            </w:r>
+          </w:p>
+        </w:tc>
+        <w:tc>
+          <w:tcPr>
+            <w:tcW w:type="dxa" w:w="4680"/>
+          </w:tcPr>
+          <w:p>
+            <w:r>
+              <w:t>Arrête / redémarre le container (le conserve)</w:t>
+            </w:r>
+          </w:p>
+        </w:tc>
+      </w:tr>
+      <w:tr>
+        <w:tc>
+          <w:tcPr>
+            <w:tcW w:type="dxa" w:w="4680"/>
+          </w:tcPr>
+          <w:p>
+            <w:r>
+              <w:t>`docker compose down [--rmi local]`</w:t>
+            </w:r>
+          </w:p>
+        </w:tc>
+        <w:tc>
+          <w:tcPr>
+            <w:tcW w:type="dxa" w:w="4680"/>
+          </w:tcPr>
+          <w:p>
+            <w:r>
+              <w:t>Supprime container + réseau (et image avec `--rmi local`)</w:t>
+            </w:r>
+          </w:p>
+        </w:tc>
+      </w:tr>
+      <w:tr>
+        <w:tc>
+          <w:tcPr>
+            <w:tcW w:type="dxa" w:w="4680"/>
+          </w:tcPr>
+          <w:p>
+            <w:r>
+              <w:t>`docker compose ps`</w:t>
+            </w:r>
+          </w:p>
+        </w:tc>
+        <w:tc>
+          <w:tcPr>
+            <w:tcW w:type="dxa" w:w="4680"/>
+          </w:tcPr>
+          <w:p>
+            <w:r>
+              <w:t>Liste les containers du projet</w:t>
+            </w:r>
+          </w:p>
+        </w:tc>
+      </w:tr>
+    </w:tbl>
+    <w:p/>
+    <w:p>
+      <w:r>
+        <w:rPr>
+          <w:b/>
+        </w:rPr>
+        <w:t>Persistance</w:t>
+      </w:r>
+      <w:r>
+        <w:t xml:space="preserve"> : le dossier </w:t>
+      </w:r>
+      <w:r>
+        <w:rPr>
+          <w:rFonts w:ascii="Consolas" w:hAnsi="Consolas"/>
+          <w:sz w:val="20"/>
+        </w:rPr>
+        <w:t>./data/</w:t>
+      </w:r>
+      <w:r>
+        <w:t xml:space="preserve"> (index FAISS, cache embeddings, dump, résultats d'évaluation) est monté en </w:t>
+      </w:r>
+      <w:r>
+        <w:rPr>
+          <w:i/>
+        </w:rPr>
+        <w:t>bind mount</w:t>
+      </w:r>
+      <w:r>
+        <w:t xml:space="preserve"> depuis le disque hôte. Il survit à </w:t>
+      </w:r>
+      <w:r>
+        <w:rPr>
+          <w:rFonts w:ascii="Consolas" w:hAnsi="Consolas"/>
+          <w:sz w:val="20"/>
+        </w:rPr>
+        <w:t>stop</w:t>
+      </w:r>
+      <w:r>
+        <w:t xml:space="preserve">, </w:t>
+      </w:r>
+      <w:r>
+        <w:rPr>
+          <w:rFonts w:ascii="Consolas" w:hAnsi="Consolas"/>
+          <w:sz w:val="20"/>
+        </w:rPr>
+        <w:t>start</w:t>
+      </w:r>
+      <w:r>
+        <w:t xml:space="preserve"> et </w:t>
+      </w:r>
+      <w:r>
+        <w:rPr>
+          <w:rFonts w:ascii="Consolas" w:hAnsi="Consolas"/>
+          <w:sz w:val="20"/>
+        </w:rPr>
+        <w:t>down</w:t>
+      </w:r>
+      <w:r>
+        <w:t xml:space="preserve"> — seule la mémoire du process Streamlit (session, historique affiché) est éphémère. Au redémarrage, l'index est rechargé depuis le disque sans ré-indexation.</w:t>
       </w:r>
     </w:p>
     <w:sectPr>
